--- a/Progres-Fatimah/Jurnal Submit/submit/MJMS/La Rangki/MJMS_Main_Manuscript_Blinded.docx
+++ b/Progres-Fatimah/Jurnal Submit/submit/MJMS/La Rangki/MJMS_Main_Manuscript_Blinded.docx
@@ -1,6 +1,6 @@
 
 <file path=word/document.xml><?xml version="1.0" encoding="utf-8"?>
-<w:document xmlns:wpc="http://schemas.microsoft.com/office/word/2010/wordprocessingCanvas" xmlns:cx="http://schemas.microsoft.com/office/drawing/2014/chartex" xmlns:cx1="http://schemas.microsoft.com/office/drawing/2015/9/8/chartex" xmlns:cx2="http://schemas.microsoft.com/office/drawing/2015/10/21/chartex" xmlns:cx3="http://schemas.microsoft.com/office/drawing/2016/5/9/chartex" xmlns:cx4="http://schemas.microsoft.com/office/drawing/2016/5/10/chartex" xmlns:cx5="http://schemas.microsoft.com/office/drawing/2016/5/11/chartex" xmlns:cx6="http://schemas.microsoft.com/office/drawing/2016/5/12/chartex" xmlns:cx7="http://schemas.microsoft.com/office/drawing/2016/5/13/chartex" xmlns:cx8="http://schemas.microsoft.com/office/drawing/2016/5/14/chartex" xmlns:mc="http://schemas.openxmlformats.org/markup-compatibility/2006" xmlns:aink="http://schemas.microsoft.com/office/drawing/2016/ink" xmlns:am3d="http://schemas.microsoft.com/office/drawing/2017/model3d" xmlns:o="urn:schemas-microsoft-com:office:office" xmlns:oel="http://schemas.microsoft.com/office/2019/extlst" xmlns:r="http://schemas.openxmlformats.org/officeDocument/2006/relationships" xmlns:m="http://schemas.openxmlformats.org/officeDocument/2006/math" xmlns:v="urn:schemas-microsoft-com:vml" xmlns:wp14="http://schemas.microsoft.com/office/word/2010/wordprocessingDrawing" xmlns:wp="http://schemas.openxmlformats.org/drawingml/2006/wordprocessingDrawing" xmlns:w10="urn:schemas-microsoft-com:office:word" xmlns:w="http://schemas.openxmlformats.org/wordprocessingml/2006/main" xmlns:w14="http://schemas.microsoft.com/office/word/2010/wordml" xmlns:w15="http://schemas.microsoft.com/office/word/2012/wordml" xmlns:w16cex="http://schemas.microsoft.com/office/word/2018/wordml/cex" xmlns:w16cid="http://schemas.microsoft.com/office/word/2016/wordml/cid" xmlns:w16="http://schemas.microsoft.com/office/word/2018/wordml" xmlns:w16du="http://schemas.microsoft.com/office/word/2023/wordml/word16du" xmlns:w16sdtdh="http://schemas.microsoft.com/office/word/2020/wordml/sdtdatahash" xmlns:w16sdtfl="http://schemas.microsoft.com/office/word/2024/wordml/sdtformatlock" xmlns:w16se="http://schemas.microsoft.com/office/word/2015/wordml/symex" xmlns:wpg="http://schemas.microsoft.com/office/word/2010/wordprocessingGroup" xmlns:wpi="http://schemas.microsoft.com/office/word/2010/wordprocessingInk" xmlns:wne="http://schemas.microsoft.com/office/word/2006/wordml" xmlns:wps="http://schemas.microsoft.com/office/word/2010/wordprocessingShape" mc:Ignorable="w14 w15 w16se w16cid w16 w16cex w16sdtdh w16sdtfl w16du wp14">
+<w:document xmlns:wpc="http://schemas.microsoft.com/office/word/2010/wordprocessingCanvas" xmlns:cx="http://schemas.microsoft.com/office/drawing/2014/chartex" xmlns:cx1="http://schemas.microsoft.com/office/drawing/2015/9/8/chartex" xmlns:cx2="http://schemas.microsoft.com/office/drawing/2015/10/21/chartex" xmlns:cx3="http://schemas.microsoft.com/office/drawing/2016/5/9/chartex" xmlns:cx4="http://schemas.microsoft.com/office/drawing/2016/5/10/chartex" xmlns:cx5="http://schemas.microsoft.com/office/drawing/2016/5/11/chartex" xmlns:cx6="http://schemas.microsoft.com/office/drawing/2016/5/12/chartex" xmlns:cx7="http://schemas.microsoft.com/office/drawing/2016/5/13/chartex" xmlns:cx8="http://schemas.microsoft.com/office/drawing/2016/5/14/chartex" xmlns:mc="http://schemas.openxmlformats.org/markup-compatibility/2006" xmlns:aink="http://schemas.microsoft.com/office/drawing/2016/ink" xmlns:am3d="http://schemas.microsoft.com/office/drawing/2017/model3d" xmlns:o="urn:schemas-microsoft-com:office:office" xmlns:oel="http://schemas.microsoft.com/office/2019/extlst" xmlns:r="http://schemas.openxmlformats.org/officeDocument/2006/relationships" xmlns:m="http://schemas.openxmlformats.org/officeDocument/2006/math" xmlns:v="urn:schemas-microsoft-com:vml" xmlns:wp14="http://schemas.microsoft.com/office/word/2010/wordprocessingDrawing" xmlns:wp="http://schemas.openxmlformats.org/drawingml/2006/wordprocessingDrawing" xmlns:w10="urn:schemas-microsoft-com:office:word" xmlns:w="http://schemas.openxmlformats.org/wordprocessingml/2006/main" xmlns:w14="http://schemas.microsoft.com/office/word/2010/wordml" xmlns:w15="http://schemas.microsoft.com/office/word/2012/wordml" xmlns:w16cei="http://schemas.microsoft.com/office/word/2026/wordml/cei" xmlns:w16cex="http://schemas.microsoft.com/office/word/2018/wordml/cex" xmlns:w16cid="http://schemas.microsoft.com/office/word/2016/wordml/cid" xmlns:w16="http://schemas.microsoft.com/office/word/2018/wordml" xmlns:w16du="http://schemas.microsoft.com/office/word/2023/wordml/word16du" xmlns:w16sdtdh="http://schemas.microsoft.com/office/word/2020/wordml/sdtdatahash" xmlns:w16sdtfl="http://schemas.microsoft.com/office/word/2024/wordml/sdtformatlock" xmlns:w16se="http://schemas.microsoft.com/office/word/2015/wordml/symex" xmlns:wpg="http://schemas.microsoft.com/office/word/2010/wordprocessingGroup" xmlns:wpi="http://schemas.microsoft.com/office/word/2010/wordprocessingInk" xmlns:wne="http://schemas.microsoft.com/office/word/2006/wordml" xmlns:wps="http://schemas.microsoft.com/office/word/2010/wordprocessingShape" mc:Ignorable="w14 w15 w16se w16cid w16 w16cex w16sdtdh w16sdtfl w16du wp14">
   <w:body>
     <w:p>
       <w:pPr>
@@ -40,7 +40,21 @@
         <w:jc w:val="both"/>
       </w:pPr>
       <w:r>
-        <w:t>This systematic review and meta-analysis examined postoperative complications, associated risk factors, and quality of life among patients with intestinal stomas. Articles published from 2017 onward were searched in PubMed/MEDLINE, Scopus, and Web of Science, and the selection process followed PRISMA 2020. Of 295 records identified, 5 duplicates were removed, 290 records were screened, 70 full-text articles were assessed, and 12 studies met the inclusion criteria. The included studies addressed early and postoperative stoma complications, high-output stoma, postoperative ileus, readmission, stoma-related obstruction, complications after stoma closure, sigmoid stoma complications after abdominoperineal resection, and quality-of-life outcomes. Most included studies were published in 2021 and used retrospective designs. The forest plot showed a pooled effect of 1.12 with a 95% confidence interval of 0.60-1.65, while heterogeneity was high (Q(10)=104.53, p &lt; 0.001; I²=86.98%). The funnel plot was not fully symmetrical. These findings indicate that intestinal stoma complications are influenced by clinical, procedural, stoma-related, and patient-level factors, and that quality-of-life outcomes should be considered alongside postoperative morbidity.</w:t>
+        <w:t xml:space="preserve">This systematic review and meta-analysis examined postoperative complications, associated risk factors, and quality of life among patients with intestinal stomas. Articles published from 2017 onward were searched in PubMed/MEDLINE, Scopus, and Web of Science, and the selection process followed PRISMA 2020. Of 295 records identified, 5 duplicates were removed, 290 records were screened, 70 full-text articles were assessed, and 12 studies met the inclusion criteria. The included studies addressed early and postoperative stoma complications, high-output stoma, postoperative ileus, readmission, stoma-related obstruction, complications after stoma closure, sigmoid stoma complications after abdominoperineal resection, and quality-of-life outcomes. Most included studies were published in 2021 and used retrospective designs. </w:t>
+      </w:r>
+      <w:r>
+        <w:t>The exploratory pooled analysis showed an effect estimate of 1.12 with a 95% confidence interval of 0.60–1.65, indicating no statistically significant overall association. Heterogeneity was high (</w:t>
+      </w:r>
+      <w:proofErr w:type="gramStart"/>
+      <w:r>
+        <w:t>Q(10)=</w:t>
+      </w:r>
+      <w:proofErr w:type="gramEnd"/>
+      <w:r>
+        <w:t>104.53, p &lt; 0.001; I²=86.98%), suggesting substantial clinical and methodological variation across the included studies</w:t>
+      </w:r>
+      <w:r>
+        <w:t>. The funnel plot was not fully symmetrical. These findings indicate that intestinal stoma complications are influenced by clinical, procedural, stoma-related, and patient-level factors, and that quality-of-life outcomes should be considered alongside postoperative morbidity.</w:t>
       </w:r>
     </w:p>
     <w:p>
@@ -75,11 +89,11 @@
         <w:jc w:val="both"/>
       </w:pPr>
       <w:r>
-        <w:t xml:space="preserve">Intestinal stoma is a surgical procedure that creates a connection between the intestinal lumen and the abdominal wall to divert the passage of feces or intestinal contents, either temporarily or permanently. This procedure is commonly performed in patients with colorectal cancer, </w:t>
+        <w:t xml:space="preserve">Intestinal stoma is a surgical procedure that creates a connection between the intestinal lumen and the abdominal wall to divert the passage of feces or intestinal contents, either temporarily or </w:t>
       </w:r>
       <w:r>
         <w:lastRenderedPageBreak/>
-        <w:t>inflammatory bowel disease, abdominal trauma, obstruction, perforation, anal sphincter dysfunction, and other emergency conditions requiring intestinal diversion. Although a stoma can be life-saving and support postoperative recovery, its presence is not merely a technical surgical issue. Qassim et al. (1) explained that stoma complications are relatively high compared with other surgical procedures, with an average rate of approximately 40% and a range of 14–79%, while Elnaim et al. (2) reported that stoma complications may reach 10–70% and include skin irritation, infection, necrosis, stenosis, prolapse, retraction, parastomal hernia, and nutritional problems in high-output stoma. This wide range indicates that morbidity after stoma formation remains an important clinical issue and cannot yet be predicted uniformly across different patient populations.</w:t>
+        <w:t>permanently. This procedure is commonly performed in patients with colorectal cancer, inflammatory bowel disease, abdominal trauma, obstruction, perforation, anal sphincter dysfunction, and other emergency conditions requiring intestinal diversion. Although a stoma can be life-saving and support postoperative recovery, its presence is not merely a technical surgical issue. Qassim et al. (1) explained that stoma complications are relatively high compared with other surgical procedures, with an average rate of approximately 40% and a range of 14–79%, while Elnaim et al. (2) reported that stoma complications may reach 10–70% and include skin irritation, infection, necrosis, stenosis, prolapse, retraction, parastomal hernia, and nutritional problems in high-output stoma. This wide range indicates that morbidity after stoma formation remains an important clinical issue and cannot yet be predicted uniformly across different patient populations.</w:t>
       </w:r>
     </w:p>
     <w:p>
@@ -98,7 +112,23 @@
       </w:pPr>
       <w:r>
         <w:lastRenderedPageBreak/>
-        <w:t>Risk factors for intestinal stoma complications are not limited to surgical technique, but are also related to patient characteristics, stoma type, stoma location, and postoperative clinical conditions. Dellafiore et al. (5) conducted a systematic review of risk factors for intestinal stoma complications and emphasized the need for critical assessment of factors associated with the occurrence of ostomy complications. Gan et al. (6) performed a meta-analysis of stoma outlet obstruction after colorectal surgery with diverting ileostomy using OR and 95% CI through a random-effects model, particularly for risk factors reported by at least two articles. Toffaha et al. (7) also reported that rectus abdominis muscle thickness increased the risk of stoma outlet obstruction, with an OR of 4.04, indicating that anatomical aspects of the abdominal wall should be considered when evaluating postoperative risk. Zhou et al. (8) showed that age ≥60 years, stage IV tumor, ASA ≥3, neoadjuvant chemoradiotherapy, open surgery, postoperative chemotherapy, anastomotic leakage, and local recurrence were associated with the risk of non-closure stoma, suggesting that stoma-related problems may persist until the decision for reversal or stoma closure.</w:t>
+        <w:t xml:space="preserve">Risk factors for intestinal stoma complications are not limited to surgical technique, but are also related to patient characteristics, stoma type, stoma location, and postoperative clinical conditions. </w:t>
+      </w:r>
+      <w:proofErr w:type="spellStart"/>
+      <w:r>
+        <w:t>Dellafiore</w:t>
+      </w:r>
+      <w:proofErr w:type="spellEnd"/>
+      <w:r>
+        <w:t xml:space="preserve"> et al. (5) conducted a systematic review of risk factors for intestinal stoma complications and emphasized the need for critical assessment of factors associated with the occurrence of ostomy complications. Gan et al. (6) performed a meta-analysis of stoma outlet obstruction after colorectal surgery with diverting ileostomy using OR and 95% CI through a random-effects model, particularly for risk factors reported by at least two articles. </w:t>
+      </w:r>
+      <w:proofErr w:type="spellStart"/>
+      <w:r>
+        <w:t>Toffaha</w:t>
+      </w:r>
+      <w:proofErr w:type="spellEnd"/>
+      <w:r>
+        <w:t xml:space="preserve"> et al. (7) also reported that rectus abdominis muscle thickness increased the risk of stoma outlet obstruction, with an OR of 4.04, indicating that anatomical aspects of the abdominal wall should be considered when evaluating postoperative risk. Zhou et al. (8) showed that age ≥60 years, stage IV tumor, ASA ≥3, neoadjuvant chemoradiotherapy, open surgery, postoperative chemotherapy, anastomotic leakage, and local recurrence were associated with the risk of non-closure stoma, suggesting that stoma-related problems may persist until the decision for reversal or stoma closure.</w:t>
       </w:r>
     </w:p>
     <w:p>
@@ -107,7 +137,15 @@
         <w:jc w:val="both"/>
       </w:pPr>
       <w:r>
-        <w:t xml:space="preserve">Peristomal skin disorder is one of the most frequent and most troublesome complications because it is directly related to pouch leakage, pain, odor, embarrassment, and failure of stoma appliance adhesion. Brady et al. (9) reported a high disease burden among people with a new stoma, particularly when recurrent leakage and severe peristomal skin complications occurred during the first year after surgery. Poliani et al. (10) stated that stoma leakage remains common among patients; one study cited in their review reported that 57% of patients experienced daytime leakage and 61% experienced nighttime leakage. Shiraishi et al. (11) provided more specific evidence through a prospective multicenter observational study in rectal cancer patients with stoma, showing that loop stoma, stoma height &lt;10 mm, and chemotherapy were independently associated with peristomal skin disorders; diabetes mellitus was also a risk factor for worsening conditions, </w:t>
+        <w:t xml:space="preserve">Peristomal skin disorder is one of the most frequent and most troublesome complications because it is directly related to pouch leakage, pain, odor, embarrassment, and failure of stoma appliance adhesion. Brady et al. (9) reported a high disease burden among people with a new stoma, particularly when recurrent leakage and severe peristomal skin complications occurred during the first year after surgery. </w:t>
+      </w:r>
+      <w:proofErr w:type="spellStart"/>
+      <w:r>
+        <w:t>Poliani</w:t>
+      </w:r>
+      <w:proofErr w:type="spellEnd"/>
+      <w:r>
+        <w:t xml:space="preserve"> et al. (10) stated that stoma leakage remains common among patients; one study cited in their review reported that 57% of patients experienced daytime leakage and 61% experienced nighttime leakage. Shiraishi et al. (11) provided more specific evidence through a prospective multicenter observational study in rectal cancer patients with stoma, showing that loop stoma, stoma height &lt;10 mm, and chemotherapy were independently associated with peristomal skin disorders; diabetes mellitus was also a risk factor for worsening conditions, </w:t>
       </w:r>
       <w:r>
         <w:lastRenderedPageBreak/>
@@ -129,11 +167,27 @@
         <w:jc w:val="both"/>
       </w:pPr>
       <w:r>
-        <w:t xml:space="preserve">Quality of life in patients with intestinal stoma is an important outcome because patients do not only face anatomical changes, but also changes in body image, eating habits, social activities, sexual relationships, sleep, work, and feelings of safety during activities. Zewude et al. (15) showed that patients with stoma experience dietary adjustments and life changes related to quality of life. Leite Junior et al. (16) found that among older adults with intestinal stoma, the mean total quality of life score was 6.71 ± 1.64; the physical domain was among the most affected areas, and patients with ileostomy had lower quality of life scores than those with colostomy. Lupo et al. (17) added that age ≥65 years and permanent stoma were associated with higher quality of life scores, </w:t>
+        <w:t xml:space="preserve">Quality of life in patients with intestinal stoma is an important outcome because patients do not only face anatomical changes, but also changes in body image, eating habits, social activities, sexual relationships, sleep, work, and feelings of safety during activities. </w:t>
+      </w:r>
+      <w:proofErr w:type="spellStart"/>
+      <w:r>
+        <w:t>Zewude</w:t>
+      </w:r>
+      <w:proofErr w:type="spellEnd"/>
+      <w:r>
+        <w:t xml:space="preserve"> et al. (15) showed that patients with stoma experience dietary adjustments and life changes related to quality of life. Leite Junior et al. (16) found that among older adults with intestinal stoma, the mean total quality of life score was 6.71 ± 1.64; the physical domain was among the most affected areas, and patients with ileostomy had lower quality of life scores than those with colostomy. Lupo et al. (17) added that age ≥65 years and permanent stoma were associated with higher quality of life scores, </w:t>
       </w:r>
       <w:r>
         <w:lastRenderedPageBreak/>
-        <w:t>while perceived stress was negatively correlated with quality of life; pain and social embarrassment were also associated with higher stress. Açil et al. (18) showed through path analysis that stoma function and work/social life influenced psychological aspects, physical activity, symptoms, and quality of life in colorectal cancer patients with stoma.</w:t>
+        <w:t xml:space="preserve">while perceived stress was negatively correlated with quality of life; pain and social embarrassment were also associated with higher stress. </w:t>
+      </w:r>
+      <w:proofErr w:type="spellStart"/>
+      <w:r>
+        <w:t>Açil</w:t>
+      </w:r>
+      <w:proofErr w:type="spellEnd"/>
+      <w:r>
+        <w:t xml:space="preserve"> et al. (18) showed through path analysis that stoma function and work/social life influenced psychological aspects, physical activity, symptoms, and quality of life in colorectal cancer patients with stoma.</w:t>
       </w:r>
     </w:p>
     <w:p>
@@ -297,11 +351,43 @@
         <w:jc w:val="both"/>
       </w:pPr>
       <w:r>
-        <w:t>Table 4 presents the characteristics of the 12 included articles, covering the authors, research focus, country, study design, study object, and main findings. The articles presented came from several countries, namely England/Scotland, Turkey, Taiwan, South Korea, Japan, Mexico, and China, indicating that complications and quality of life among patients with intestinal stoma are concerns across various healthcare systems. The research focus in this table varied, ranging from complications after emergency stoma formation in MacDonald et al. (23), early ostomy complications in Ayik et al. (24) and Ayik et al. (25), comparison between ileostomy and colostomy in Yang et al. (26), high-output stoma in Lee et al. (27) and Takeda et al. (28), stoma-</w:t>
+        <w:t xml:space="preserve">Table 4 presents the characteristics of the 12 included articles, covering the authors, research focus, country, study design, study object, and main findings. The articles presented came from several countries, namely England/Scotland, Turkey, Taiwan, South Korea, Japan, Mexico, and China, indicating that complications and quality of life among patients with intestinal stoma are concerns across various healthcare systems. The research focus in this table varied, ranging from complications after emergency stoma formation in MacDonald et al. (23), early ostomy complications in </w:t>
+      </w:r>
+      <w:proofErr w:type="spellStart"/>
+      <w:r>
+        <w:t>Ayik</w:t>
+      </w:r>
+      <w:proofErr w:type="spellEnd"/>
+      <w:r>
+        <w:t xml:space="preserve"> et al. (24) and </w:t>
+      </w:r>
+      <w:proofErr w:type="spellStart"/>
+      <w:r>
+        <w:t>Ayik</w:t>
+      </w:r>
+      <w:proofErr w:type="spellEnd"/>
+      <w:r>
+        <w:t xml:space="preserve"> et al. (25), comparison between ileostomy and colostomy in Yang et al. (26), high-output stoma in Lee et al. (27) and Takeda et al. (28), stoma-</w:t>
       </w:r>
       <w:r>
         <w:lastRenderedPageBreak/>
-        <w:t>related obstruction in Maemoto et al. (29), stoma closure complications in Kilinc et al. (30) and Vergara-Fernández et al. (31), sigmoid stoma complications in Lv et al. (32), prediction of early complications in Ba et al. (33), and quality of life among stoma patients in Liu et al. (34).</w:t>
+        <w:t xml:space="preserve">related obstruction in </w:t>
+      </w:r>
+      <w:proofErr w:type="spellStart"/>
+      <w:r>
+        <w:t>Maemoto</w:t>
+      </w:r>
+      <w:proofErr w:type="spellEnd"/>
+      <w:r>
+        <w:t xml:space="preserve"> et al. (29), stoma closure complications in Kilinc et al. (30) and Vergara-Fernández et al. (31), sigmoid stoma complications in </w:t>
+      </w:r>
+      <w:proofErr w:type="spellStart"/>
+      <w:r>
+        <w:t>Lv</w:t>
+      </w:r>
+      <w:proofErr w:type="spellEnd"/>
+      <w:r>
+        <w:t xml:space="preserve"> et al. (32), prediction of early complications in Ba et al. (33), and quality of life among stoma patients in Liu et al. (34).</w:t>
       </w:r>
     </w:p>
     <w:p>
@@ -319,7 +405,18 @@
         <w:jc w:val="both"/>
       </w:pPr>
       <w:r>
-        <w:t>The forest plot showed that most articles had an effect direction that tended to increase the risk of complications, although the magnitude of effects varied across articles. The pooled effect showed a value of 1.12 with a 95% CI of 0.60-1.65. Because this confidence interval crosses the null value of 1.00, the pooled estimate should be interpreted cautiously and should not be presented as definitive evidence of a statistically significant overall pooled effect based on the confidence interval alone. The heterogeneity value was high, namely Q(10) = 104.53; p &lt; 0.001 and I² = 86.98%, indicating substantial variation in findings across articles. This condition suggests that differences in stoma type, patient characteristics, study design, type of complication, and clinical phase, such as stoma formation and stoma closure, may influence the effect size reported by each article.</w:t>
+        <w:t>The forest plot showed variation in the direction and magnitude of association across the included studies. The exploratory pooled effect was 1.12 with a 95% CI of 0.60–1.65. Because the confidence interval crossed the null value of 1.00, this pooled estimate did not demonstrate a statistically significant overall association. In addition, the high heterogeneity (</w:t>
+      </w:r>
+      <w:proofErr w:type="gramStart"/>
+      <w:r>
+        <w:t>Q(10)=</w:t>
+      </w:r>
+      <w:proofErr w:type="gramEnd"/>
+      <w:r>
+        <w:t>104.53; p &lt; 0.001; I²=86.98%) indicates that the pooled estimate should be interpreted cautiously and should not be regarded as representing a single uniform clinical outcome</w:t>
+      </w:r>
+      <w:r>
+        <w:t>.</w:t>
       </w:r>
     </w:p>
     <w:p>
@@ -328,7 +425,10 @@
         <w:jc w:val="both"/>
       </w:pPr>
       <w:r>
-        <w:t>The funnel plot is shown in Figure 3. It was used to examine the distribution of articles based on residual value and standard error. The dots in the figure represent the analyzed articles, while the funnel-shaped lines indicate the expected distribution area if the article results are relatively balanced. A symmetrical distribution of dots around the center line usually indicates a lower possibility of publication bias.</w:t>
+        <w:t>Because the included studies evaluated different clinical outcomes, including early postoperative complications, high-output stoma, stoma-related obstruction, readmission, stoma closure complications, and quality-of-life outcomes, the pooled estimate was interpreted as exploratory. The findings were therefore considered alongside the narrative synthesis of outcome-specific evidence rather than as a definitive overall measure of risk</w:t>
+      </w:r>
+      <w:r>
+        <w:t>.</w:t>
       </w:r>
     </w:p>
     <w:p>
@@ -337,28 +437,51 @@
         <w:jc w:val="both"/>
       </w:pPr>
       <w:r>
+        <w:t xml:space="preserve">The funnel plot is shown in Figure 3. It was used to examine the distribution of articles based on residual value and standard error. The dots in the figure represent the analyzed articles, while the funnel-shaped lines indicate the expected distribution area if the article results are relatively </w:t>
+      </w:r>
+      <w:r>
         <w:lastRenderedPageBreak/>
-        <w:t>Figure 3 funnel plot shows that the distribution of articles was not fully symmetrical, as most points were located on the right side of the center line, while fewer points were found on the left side. Several articles also appeared in areas with larger standard errors, indicating variation in estimation precision across articles. This pattern suggests a possible imbalance in the distribution of results, which may be influenced by sample size, differences in outcomes, variations in study design, or the high heterogeneity observed in the forest plot.</w:t>
+        <w:t>balanced. A symmetrical distribution of dots around the center line usually indicates a lower possibility of publication bias.</w:t>
       </w:r>
     </w:p>
     <w:p>
       <w:pPr>
-        <w:spacing w:before="240" w:after="120" w:line="480" w:lineRule="auto"/>
-      </w:pPr>
-      <w:r>
-        <w:rPr>
-          <w:b/>
-        </w:rPr>
-        <w:t>Discussion</w:t>
+        <w:spacing w:after="120" w:line="480" w:lineRule="auto"/>
+        <w:jc w:val="both"/>
+      </w:pPr>
+      <w:r>
+        <w:t>The funnel plot shown in Figure 3 indicates that the distribution of studies was not fully symmetrical, with more points located on the right side of the center line than on the left side. Several studies also appeared in areas with larger standard errors, indicating variation in estimation precision. This pattern suggests possible small-study effects or outcome heterogeneity; however, it should be interpreted cautiously because the included studies assessed different clinical outcomes</w:t>
+      </w:r>
+      <w:r>
+        <w:t>.</w:t>
       </w:r>
     </w:p>
     <w:p>
       <w:pPr>
+        <w:spacing w:before="240" w:after="120" w:line="480" w:lineRule="auto"/>
+      </w:pPr>
+      <w:r>
+        <w:rPr>
+          <w:b/>
+        </w:rPr>
+        <w:t>Discussion</w:t>
+      </w:r>
+    </w:p>
+    <w:p>
+      <w:pPr>
         <w:spacing w:after="120" w:line="480" w:lineRule="auto"/>
         <w:jc w:val="both"/>
       </w:pPr>
       <w:r>
-        <w:t>The results of this study show that postoperative complications in patients with intestinal stoma cannot be understood as a single outcome, because each article presented different clinical phases and types of complications. The synthesis of articles showed that stoma complications often occurred in the early phase after stoma formation, particularly in patients undergoing emergency surgery, patients with ileostomy, patients with more severe clinical conditions, and patients with technical problems related to stoma height and location. MacDonald et al. (23) emphasized that research on emergency intestinal stoma formation aimed to assess the incidence of stoma-related complications and risk factors in this population, while Ayik et al. (24) showed that early ostomy complications were more likely to occur after emergency colorectal surgery than after elective surgery. These findings strengthen the forest plot results, which showed that the overall direction of effect tended to be positive toward the risk of complications, although the strength of association across articles was not uniform. Steinhagen et al. (35) also explained that peristomal skin complications occur more frequently in ileostomy than in colostomy, indicating that differences in stoma type should be considered an important source of clinical variation.</w:t>
+        <w:t xml:space="preserve">The results of this study show that postoperative complications in patients with intestinal stoma cannot be understood as a single outcome, because each article presented different clinical phases and types of complications. The synthesis of articles showed that stoma complications often occurred in the early phase after stoma formation, particularly in patients undergoing emergency surgery, patients with ileostomy, patients with more severe clinical conditions, and patients with technical problems related to stoma height and location. MacDonald et al. (23) emphasized that research on emergency intestinal stoma formation aimed to assess the incidence of stoma-related complications and risk factors in this population, while </w:t>
+      </w:r>
+      <w:proofErr w:type="spellStart"/>
+      <w:r>
+        <w:t>Ayik</w:t>
+      </w:r>
+      <w:proofErr w:type="spellEnd"/>
+      <w:r>
+        <w:t xml:space="preserve"> et al. (24) showed that early ostomy complications were more likely to occur after emergency colorectal surgery than after elective surgery. These findings strengthen the forest plot results, which showed that the overall direction of effect tended to be positive toward the risk of complications, although the strength of association across articles was not uniform. Steinhagen et al. (35) also explained that peristomal skin complications occur more frequently in ileostomy than in colostomy, indicating that differences in stoma type should be considered an important source of clinical variation.</w:t>
       </w:r>
     </w:p>
     <w:p>
@@ -367,11 +490,16 @@
         <w:jc w:val="both"/>
       </w:pPr>
       <w:r>
-        <w:t xml:space="preserve">The risk factors identified in the included articles show that stoma complications are influenced by a combination of patient-related, procedural, and stoma care factors. Ayik et al. (24) found that </w:t>
-      </w:r>
-      <w:r>
         <w:lastRenderedPageBreak/>
-        <w:t>malignant disease, comorbidity, loop ostomy, female sex, neoadjuvant therapy, ileostomy, and ostomy height of less than 10 mm were associated with specific complications such as peristomal irritant contact dermatitis and mucocutaneous separation. MacDonald et al. (23) also identified obesity and emergency surgery as important factors in complications after stoma formation. Chan et al. (36) supported this finding through a systematic review that identified 22 potential risk factors for complications after stoma formation. This means that the risk of complications is not only inherent in the surgical decision itself, but also in preoperative preparedness, the patient’s physical condition, stoma configuration, and the quality of follow-up care. The high heterogeneity value in the meta-analysis can be understood because the analyzed articles did not assess exactly the same clinical phases and complications, ranging from early complications, high-output stoma, stoma-related obstruction, to complications after closure.</w:t>
+        <w:t xml:space="preserve">The risk factors identified in the included articles show that stoma complications are influenced by a combination of patient-related, procedural, and stoma care factors. </w:t>
+      </w:r>
+      <w:proofErr w:type="spellStart"/>
+      <w:r>
+        <w:t>Ayik</w:t>
+      </w:r>
+      <w:proofErr w:type="spellEnd"/>
+      <w:r>
+        <w:t xml:space="preserve"> et al. (24) found that malignant disease, comorbidity, loop ostomy, female sex, neoadjuvant therapy, ileostomy, and ostomy height of less than 10 mm were associated with specific complications such as peristomal irritant contact dermatitis and mucocutaneous separation. MacDonald et al. (23) also identified obesity and emergency surgery as important factors in complications after stoma formation. Chan et al. (36) supported this finding through a systematic review that identified 22 potential risk factors for complications after stoma formation. This means that the risk of complications is not only inherent in the surgical decision itself, but also in preoperative preparedness, the patient’s physical condition, stoma configuration, and the quality of follow-up care. The high heterogeneity value in the meta-analysis can be understood because the analyzed articles did not assess exactly the same clinical phases and complications, ranging from early complications, high-output stoma, stoma-related obstruction, to complications after closure.</w:t>
       </w:r>
     </w:p>
     <w:p>
@@ -380,7 +508,11 @@
         <w:jc w:val="both"/>
       </w:pPr>
       <w:r>
-        <w:t>The difference between ileostomy and colostomy is an important issue in the discussion because these two types of stoma have different complication patterns. Yang et al. (26) showed that protective colostomy was more strongly associated with stoma retraction than protective ileostomy, whereas ileostomy is often associated with high-output stoma and fluid imbalance. The findings from Lee et al. (27) and Takeda et al. (28) in the SLR table also showed that high-output stoma and postoperative ileus may be associated with readmission and impaired patient recovery. Ge et al. (37) added that comparisons between preventive loop ileostomy and colostomy revealed different complication patterns, such as a higher rate of prolapse in colostomy, while several other outcomes were not always significantly different. Therefore, the selection of stoma type should not only consider the purpose of anastomotic protection, but also the complication profile that patients may experience after hospital discharge.</w:t>
+        <w:t xml:space="preserve">The difference between ileostomy and colostomy is an important issue in the discussion because these two types of stoma have different complication patterns. Yang et al. (26) showed that protective colostomy was more strongly associated with stoma retraction than protective ileostomy, whereas ileostomy is often associated with high-output stoma and fluid imbalance. The findings from Lee et al. (27) and Takeda et al. (28) in the SLR table also showed that high-output stoma and postoperative ileus may be associated with readmission and impaired patient recovery. Ge et al. (37) added that comparisons between preventive loop ileostomy and colostomy revealed different complication patterns, such as a higher rate of prolapse in colostomy, while several other outcomes were not always significantly different. Therefore, the selection of stoma type should </w:t>
+      </w:r>
+      <w:r>
+        <w:lastRenderedPageBreak/>
+        <w:t>not only consider the purpose of anastomotic protection, but also the complication profile that patients may experience after hospital discharge.</w:t>
       </w:r>
     </w:p>
     <w:p>
@@ -389,7 +521,6 @@
         <w:jc w:val="both"/>
       </w:pPr>
       <w:r>
-        <w:lastRenderedPageBreak/>
         <w:t>Quality of life in patients with intestinal stoma is also an important part of the discussion because physical complications often develop into psychological, social, and functional barriers. Liu et al. (34) examined quality of life among colorectal cancer patients with stoma using a quantitative cross-sectional design and assessed factors associated with patients’ quality of life. These findings are consistent with D’Ambrosio et al. (38), who stated that peristomal skin complications are the most common skin problems after ostomy surgery and have an important impact on patients’ quality of life. Guerra et al. (39) also assessed risk factors for dermatitis, pruritus/xerosis, infection, and ulceration in patients with stoma, further confirming that skin problems are not merely local complications but also part of patients’ daily lived experience. Therefore, quality of life should be understood as an outcome closely related to complications, self-care ability, pouch leakage, discomfort, and limitations in social activities.</w:t>
       </w:r>
     </w:p>
@@ -399,28 +530,66 @@
         <w:jc w:val="both"/>
       </w:pPr>
       <w:r>
-        <w:t>Overall, the results of this SLR and meta-analysis show that intestinal stoma complications have a broad pattern, ranging from complications after stoma formation and problems during stoma use to complications after stoma closure. The funnel plot, which was not fully symmetrical, and the high heterogeneity value indicate that the results should be interpreted cautiously, especially because the articles differed in study design, stoma type, patient characteristics, and outcome definitions. Nevertheless, the overall direction of the findings provides a clear clinical message that complication prevention needs to begin in the preoperative phase through patient risk assessment, stoma site selection, stoma type selection, stoma care education, and peristomal skin monitoring. These results also emphasize that future studies need to present more standardized definitions of complications and more complete statistical reporting so that evidence regarding complication risks and quality of life in stoma patients can be compared more robustly across studies.</w:t>
+        <w:t>Quality-of-life outcomes were interpreted separately from complication outcomes because they represent patient-</w:t>
+      </w:r>
+      <w:proofErr w:type="spellStart"/>
+      <w:r>
+        <w:t>centred</w:t>
+      </w:r>
+      <w:proofErr w:type="spellEnd"/>
+      <w:r>
+        <w:t xml:space="preserve"> functional and psychosocial outcomes rather than direct postoperative morbidity. Therefore, quality-of-life findings were synthesized narratively and were not interpreted as equivalent to complication risk estimates</w:t>
+      </w:r>
+      <w:r>
+        <w:t>.</w:t>
       </w:r>
     </w:p>
     <w:p>
       <w:pPr>
-        <w:spacing w:before="240" w:after="120" w:line="480" w:lineRule="auto"/>
-      </w:pPr>
-      <w:r>
-        <w:rPr>
-          <w:b/>
-        </w:rPr>
+        <w:spacing w:after="120" w:line="480" w:lineRule="auto"/>
+        <w:jc w:val="both"/>
+      </w:pPr>
+      <w:r>
+        <w:t xml:space="preserve">Overall, the results of this SLR and meta-analysis show that intestinal stoma complications have a broad pattern, ranging from complications after stoma formation and problems during stoma use to complications after stoma closure. The funnel plot, which was not fully symmetrical, and the high heterogeneity value indicate that the results should be interpreted cautiously, especially because the articles differed in study design, stoma type, patient characteristics, and outcome definitions. Nevertheless, the overall direction of the findings provides a clear clinical message </w:t>
+      </w:r>
+      <w:r>
         <w:lastRenderedPageBreak/>
-        <w:t>Conclusion</w:t>
+        <w:t>that complication prevention needs to begin in the preoperative phase through patient risk assessment, stoma site selection, stoma type selection, stoma care education, and peristomal skin monitoring. These results also emphasize that future studies need to present more standardized definitions of complications and more complete statistical reporting so that evidence regarding complication risks and quality of life in stoma patients can be compared more robustly across studies.</w:t>
       </w:r>
     </w:p>
     <w:p>
       <w:pPr>
+        <w:spacing w:before="240" w:after="120" w:line="480" w:lineRule="auto"/>
+      </w:pPr>
+      <w:r>
+        <w:rPr>
+          <w:b/>
+        </w:rPr>
+        <w:t>Conclusion</w:t>
+      </w:r>
+    </w:p>
+    <w:p>
+      <w:pPr>
         <w:spacing w:after="120" w:line="480" w:lineRule="auto"/>
         <w:jc w:val="both"/>
       </w:pPr>
       <w:r>
-        <w:t>The findings of this study show that complications in patients with intestinal stoma vary widely, ranging from early complications after stoma formation, peristomal skin complications, mucocutaneous separation, high-output stoma, stoma-related obstruction, readmission, and complications after stoma closure. Among the 12 included articles, most studies used retrospective designs and more frequently examined early or postoperative stoma complications. The meta-analysis showed a pooled effect of 1.12 with a 95% CI of 0.60-1.65. This estimate suggests a general direction toward increased risk; however, because the confidence interval crosses 1.00, the pooled effect should be interpreted cautiously and should be aligned with the original JASP output. The heterogeneity statistics, Q(10) = 104.53; p &lt; 0.001 and I² = 86.98%, indicate high heterogeneity; therefore, the results should be interpreted by considering differences in stoma type, clinical phase, patient characteristics, and outcome definitions across the included studies.</w:t>
+        <w:t xml:space="preserve">The findings of this study show that complications in patients with intestinal stoma vary widely, ranging from early complications after stoma formation, peristomal skin complications, mucocutaneous separation, high-output stoma, stoma-related obstruction, readmission, and complications after stoma closure. Among the 12 included articles, most studies used retrospective designs and more frequently examined early or postoperative stoma complications. The meta-analysis showed a pooled effect of 1.12 with a 95% CI of 0.60-1.65. </w:t>
+      </w:r>
+      <w:r>
+        <w:t>This estimate should not be interpreted as evidence of a statistically significant overall increase in risk because the 95% confidence interval crossed 1.00. Instead, the findings suggest that complications after intestinal stoma formation vary according to stoma type, clinical phase, patient characteristics, and outcome definition</w:t>
+      </w:r>
+      <w:r>
+        <w:t>.</w:t>
+      </w:r>
+      <w:r>
+        <w:t xml:space="preserve"> </w:t>
+      </w:r>
+      <w:r>
+        <w:t>Therefore, the meta-analytic result should be interpreted as exploratory and should be considered together with the outcome-specific narrative synthesis</w:t>
+      </w:r>
+      <w:r>
+        <w:t>.</w:t>
       </w:r>
     </w:p>
     <w:p>
@@ -429,7 +598,11 @@
         <w:jc w:val="both"/>
       </w:pPr>
       <w:r>
-        <w:t>The implication of this study is that prevention of stoma complications should begin in the preoperative phase and continue through intraoperative management and follow-up care after hospital discharge. Health care professionals need to consider risk factors such as stoma type, patient clinical condition, emergency surgery, stoma height, comorbidities, and the need for stoma care education. Peristomal skin monitoring, education on stoma pouch use, strengthening of self-care ability, and regular evaluation may help reduce the risk of complications and maintain patients’ quality of life. For health care services, these findings may provide a basis for strengthening risk-based stoma care protocols.</w:t>
+        <w:t>The implication of this study is that prevention of stoma complications should begin in the preoperative phase and continue through intraoperative management and follow-up care after hospital discharge. Health care professionals need to consider risk factors such as stoma type, patient clinical condition, emergency surgery, stoma height, comorbidities, and the need for stoma care education. Peristomal skin monitoring, education on stoma pouch use, strengthening of self-</w:t>
+      </w:r>
+      <w:r>
+        <w:lastRenderedPageBreak/>
+        <w:t>care ability, and regular evaluation may help reduce the risk of complications and maintain patients’ quality of life. For health care services, these findings may provide a basis for strengthening risk-based stoma care protocols.</w:t>
       </w:r>
     </w:p>
     <w:p>
@@ -438,11 +611,31 @@
         <w:jc w:val="both"/>
       </w:pPr>
       <w:r>
-        <w:t xml:space="preserve">The limitations of this study lie in the variation in article designs, differences in outcome types, and the high heterogeneity across studies. In addition, studies on quality of life were still limited compared with studies examining clinical complications; therefore, the synthesis of quality-of-life </w:t>
-      </w:r>
-      <w:r>
-        <w:lastRenderedPageBreak/>
-        <w:t>outcomes was not as strong as that of complication outcomes. Future studies are recommended to use more uniform complication definitions, report statistical data more completely, and separate analyses based on stoma type, timing of complication onset, and phase of care. Prospective multicenter studies are also needed to explain more robustly the relationship between risk factors, complications, and quality of life in patients with intestinal stoma.</w:t>
+        <w:t>The limitations of this study lie in the variation in article designs, differences in outcome types, and the high heterogeneity across studies. In addition, studies on quality of life were still limited compared with studies examining clinical complications; therefore, the synthesis of quality-of-life outcomes was not as strong as that of complication outcomes. Future studies are recommended to use more uniform complication definitions, report statistical data more completely, and separate analyses based on stoma type, timing of complication onset, and phase of care. Prospective multicenter studies are also needed to explain more robustly the relationship between risk factors, complications, and quality of life in patients with intestinal stoma.</w:t>
+      </w:r>
+    </w:p>
+    <w:p>
+      <w:pPr>
+        <w:spacing w:after="120" w:line="480" w:lineRule="auto"/>
+        <w:jc w:val="both"/>
+      </w:pPr>
+      <w:r>
+        <w:t>A major limitation of this review is the clinical heterogeneity of the included outcomes. The included studies examined different complication types and clinical phases, including early postoperative complications, high-output stoma, stoma-related obstruction, readmission, stoma closure complications, and quality-of-life outcomes. Therefore, the pooled estimate should not be interpreted as representing a single uniform clinical outcome. Future meta-analyses should prioritize outcome-specific pooling when a sufficient number of clinically comparable studies is available</w:t>
+      </w:r>
+      <w:r>
+        <w:t>.</w:t>
+      </w:r>
+    </w:p>
+    <w:p>
+      <w:pPr>
+        <w:spacing w:after="120" w:line="480" w:lineRule="auto"/>
+        <w:jc w:val="both"/>
+      </w:pPr>
+      <w:r>
+        <w:t>Another limitation is that a formal risk-of-bias assessment and certainty-of-evidence grading were not performed in the present version. This may limit interpretation of the strength and reliability of the synthesized evidence</w:t>
+      </w:r>
+      <w:r>
+        <w:t>.</w:t>
       </w:r>
     </w:p>
     <w:p>
@@ -475,7 +668,22 @@
         <w:rPr>
           <w:bCs/>
         </w:rPr>
-        <w:t>Qassim T, Saeed MF, Qassim A, Al-Rawi S, Al-Salmi S, Salman MT, et al. Intestinal stomas—Current practice and challenges: An institutional review. Euroasian Journal of Hepato-Gastroenterology. 2023;13(2):115–119. doi:10.5005/jp-journals-10018-1404</w:t>
+        <w:lastRenderedPageBreak/>
+        <w:t xml:space="preserve">Qassim T, Saeed MF, Qassim A, Al-Rawi S, Al-Salmi S, Salman MT, et al. Intestinal stomas—Current practice and challenges: An institutional review. </w:t>
+      </w:r>
+      <w:proofErr w:type="spellStart"/>
+      <w:r>
+        <w:rPr>
+          <w:bCs/>
+        </w:rPr>
+        <w:t>Euroasian</w:t>
+      </w:r>
+      <w:proofErr w:type="spellEnd"/>
+      <w:r>
+        <w:rPr>
+          <w:bCs/>
+        </w:rPr>
+        <w:t xml:space="preserve"> Journal of Hepato-Gastroenterology. 2023;13(2):115–119. doi:10.5005/jp-journals-10018-1404</w:t>
       </w:r>
     </w:p>
     <w:p>
@@ -494,7 +702,21 @@
         <w:rPr>
           <w:bCs/>
         </w:rPr>
-        <w:t>Elnaim AL, Wong M, Sagap I. Intestinal stomas; basics, complications and controversy: systematic review. Academic Medicine &amp; Surgery. Published online December 7, 2024. doi:10.62186/001c.127121</w:t>
+        <w:t xml:space="preserve">Elnaim AL, Wong M, </w:t>
+      </w:r>
+      <w:proofErr w:type="spellStart"/>
+      <w:r>
+        <w:rPr>
+          <w:bCs/>
+        </w:rPr>
+        <w:t>Sagap</w:t>
+      </w:r>
+      <w:proofErr w:type="spellEnd"/>
+      <w:r>
+        <w:rPr>
+          <w:bCs/>
+        </w:rPr>
+        <w:t xml:space="preserve"> I. Intestinal stomas; basics, complications and controversy: systematic review. Academic Medicine &amp; Surgery. Published online December 7, 2024. doi:10.62186/001c.127121</w:t>
       </w:r>
     </w:p>
     <w:p>
@@ -513,7 +735,21 @@
         <w:rPr>
           <w:bCs/>
         </w:rPr>
-        <w:t>Ambe PC, Kugler CM, Breuing J, Grohmann E, Friedel J, Hess S, et al. The effect of preoperative stoma site marking on risk of stoma-related complications in patients with intestinal ostomy: A systematic review and meta-analysis. Colorectal Disease. 2022;24(8):904–917. doi:10.1111/codi.16118</w:t>
+        <w:t xml:space="preserve">Ambe PC, Kugler CM, </w:t>
+      </w:r>
+      <w:proofErr w:type="spellStart"/>
+      <w:r>
+        <w:rPr>
+          <w:bCs/>
+        </w:rPr>
+        <w:t>Breuing</w:t>
+      </w:r>
+      <w:proofErr w:type="spellEnd"/>
+      <w:r>
+        <w:rPr>
+          <w:bCs/>
+        </w:rPr>
+        <w:t xml:space="preserve"> J, Grohmann E, Friedel J, Hess S, et al. The effect of preoperative stoma site marking on risk of stoma-related complications in patients with intestinal ostomy: A systematic review and meta-analysis. Colorectal Disease. 2022;24(8):904–917. doi:10.1111/codi.16118</w:t>
       </w:r>
     </w:p>
     <w:p>
@@ -532,7 +768,21 @@
         <w:rPr>
           <w:bCs/>
         </w:rPr>
-        <w:t>Nozawa H, Sasaki S, Hayashi C, Kawasaki A, Sasaki K, Murono K, et al. Preoperative stoma site marking reduces postoperative stoma-related complications in emergency surgery: A single center retrospective cohort study. Scandinavian Journal of Surgery. 2024;113(1):40–49. doi:10.1177/14574969231186282</w:t>
+        <w:t xml:space="preserve">Nozawa H, Sasaki S, Hayashi C, Kawasaki A, Sasaki K, </w:t>
+      </w:r>
+      <w:proofErr w:type="spellStart"/>
+      <w:r>
+        <w:rPr>
+          <w:bCs/>
+        </w:rPr>
+        <w:t>Murono</w:t>
+      </w:r>
+      <w:proofErr w:type="spellEnd"/>
+      <w:r>
+        <w:rPr>
+          <w:bCs/>
+        </w:rPr>
+        <w:t xml:space="preserve"> K, et al. Preoperative stoma site marking reduces postoperative stoma-related complications in emergency surgery: A single center retrospective cohort study. Scandinavian Journal of Surgery. 2024;113(1):40–49. doi:10.1177/14574969231186282</w:t>
       </w:r>
     </w:p>
     <w:p>
@@ -547,18 +797,33 @@
           <w:bCs/>
         </w:rPr>
       </w:pPr>
-      <w:r>
-        <w:rPr>
-          <w:bCs/>
-        </w:rPr>
-        <w:t>Dellafiore F, Caruso R, Bonavina L, Udugampolage NS, Villa G, Russo S, et al. Risk factors and pooled incidence of intestinal stoma complications: Systematic review and meta-</w:t>
-      </w:r>
-      <w:r>
-        <w:rPr>
-          <w:bCs/>
-        </w:rPr>
-        <w:lastRenderedPageBreak/>
-        <w:t>analysis. Current Medical Research and Opinion. 2022;38(7):1103–1113. doi:10.1080/03007995.2022.2081455</w:t>
+      <w:proofErr w:type="spellStart"/>
+      <w:r>
+        <w:rPr>
+          <w:bCs/>
+        </w:rPr>
+        <w:t>Dellafiore</w:t>
+      </w:r>
+      <w:proofErr w:type="spellEnd"/>
+      <w:r>
+        <w:rPr>
+          <w:bCs/>
+        </w:rPr>
+        <w:t xml:space="preserve"> F, Caruso R, Bonavina L, </w:t>
+      </w:r>
+      <w:proofErr w:type="spellStart"/>
+      <w:r>
+        <w:rPr>
+          <w:bCs/>
+        </w:rPr>
+        <w:t>Udugampolage</w:t>
+      </w:r>
+      <w:proofErr w:type="spellEnd"/>
+      <w:r>
+        <w:rPr>
+          <w:bCs/>
+        </w:rPr>
+        <w:t xml:space="preserve"> NS, Villa G, Russo S, et al. Risk factors and pooled incidence of intestinal stoma complications: Systematic review and meta-analysis. Current Medical Research and Opinion. 2022;38(7):1103–1113. doi:10.1080/03007995.2022.2081455</w:t>
       </w:r>
     </w:p>
     <w:p>
@@ -606,11 +871,48 @@
           <w:bCs/>
         </w:rPr>
       </w:pPr>
-      <w:r>
-        <w:rPr>
-          <w:bCs/>
-        </w:rPr>
-        <w:t xml:space="preserve">Toffaha A, Badr A, Al-Dhaheri M, Aleter A, Latif E, Kurer M, et al. Risk factors for stoma outlet obstruction: systematic review and meta-analysis. Langenbeck’s Archives of Surgery. </w:t>
+      <w:proofErr w:type="spellStart"/>
+      <w:r>
+        <w:rPr>
+          <w:bCs/>
+        </w:rPr>
+        <w:lastRenderedPageBreak/>
+        <w:t>Toffaha</w:t>
+      </w:r>
+      <w:proofErr w:type="spellEnd"/>
+      <w:r>
+        <w:rPr>
+          <w:bCs/>
+        </w:rPr>
+        <w:t xml:space="preserve"> A, Badr A, Al-Dhaheri M, </w:t>
+      </w:r>
+      <w:proofErr w:type="spellStart"/>
+      <w:r>
+        <w:rPr>
+          <w:bCs/>
+        </w:rPr>
+        <w:t>Aleter</w:t>
+      </w:r>
+      <w:proofErr w:type="spellEnd"/>
+      <w:r>
+        <w:rPr>
+          <w:bCs/>
+        </w:rPr>
+        <w:t xml:space="preserve"> A, Latif E, </w:t>
+      </w:r>
+      <w:proofErr w:type="spellStart"/>
+      <w:r>
+        <w:rPr>
+          <w:bCs/>
+        </w:rPr>
+        <w:t>Kurer</w:t>
+      </w:r>
+      <w:proofErr w:type="spellEnd"/>
+      <w:r>
+        <w:rPr>
+          <w:bCs/>
+        </w:rPr>
+        <w:t xml:space="preserve"> M, et al. Risk factors for stoma outlet obstruction: systematic review and meta-analysis. Langenbeck’s Archives of Surgery. </w:t>
       </w:r>
       <w:proofErr w:type="gramStart"/>
       <w:r>
@@ -691,11 +993,47 @@
           <w:bCs/>
         </w:rPr>
       </w:pPr>
-      <w:r>
-        <w:rPr>
-          <w:bCs/>
-        </w:rPr>
-        <w:t>Poliani A, Marcomini I, Butti P, Nedesca ED, Manara DF, Villa G. Stoma leakage: prevalence, associated factors, and assessment tools—a scoping review. Nursing Reports. 2026;16(2):46. doi:10.3390/nursrep16020046</w:t>
+      <w:proofErr w:type="spellStart"/>
+      <w:r>
+        <w:rPr>
+          <w:bCs/>
+        </w:rPr>
+        <w:t>Poliani</w:t>
+      </w:r>
+      <w:proofErr w:type="spellEnd"/>
+      <w:r>
+        <w:rPr>
+          <w:bCs/>
+        </w:rPr>
+        <w:t xml:space="preserve"> A, </w:t>
+      </w:r>
+      <w:proofErr w:type="spellStart"/>
+      <w:r>
+        <w:rPr>
+          <w:bCs/>
+        </w:rPr>
+        <w:t>Marcomini</w:t>
+      </w:r>
+      <w:proofErr w:type="spellEnd"/>
+      <w:r>
+        <w:rPr>
+          <w:bCs/>
+        </w:rPr>
+        <w:t xml:space="preserve"> I, Butti P, </w:t>
+      </w:r>
+      <w:proofErr w:type="spellStart"/>
+      <w:r>
+        <w:rPr>
+          <w:bCs/>
+        </w:rPr>
+        <w:t>Nedesca</w:t>
+      </w:r>
+      <w:proofErr w:type="spellEnd"/>
+      <w:r>
+        <w:rPr>
+          <w:bCs/>
+        </w:rPr>
+        <w:t xml:space="preserve"> ED, Manara DF, Villa G. Stoma leakage: prevalence, associated factors, and assessment tools—a scoping review. Nursing Reports. 2026;16(2):46. doi:10.3390/nursrep16020046</w:t>
       </w:r>
     </w:p>
     <w:p>
@@ -714,7 +1052,21 @@
         <w:rPr>
           <w:bCs/>
         </w:rPr>
-        <w:t>Shiraishi T, Ogawa H, Katayama C, Osone K, Okada T, Katoh R, et al. Association of chemotherapy and stoma features with peristomal skin disorders in rectal cancer patients. Scientific Reports. 2025;15(1):42214. doi:10.1038/s41598-025-26387-1</w:t>
+        <w:t xml:space="preserve">Shiraishi T, Ogawa H, Katayama C, </w:t>
+      </w:r>
+      <w:proofErr w:type="spellStart"/>
+      <w:r>
+        <w:rPr>
+          <w:bCs/>
+        </w:rPr>
+        <w:t>Osone</w:t>
+      </w:r>
+      <w:proofErr w:type="spellEnd"/>
+      <w:r>
+        <w:rPr>
+          <w:bCs/>
+        </w:rPr>
+        <w:t xml:space="preserve"> K, Okada T, Katoh R, et al. Association of chemotherapy and stoma features with peristomal skin disorders in rectal cancer patients. Scientific Reports. 2025;15(1):42214. doi:10.1038/s41598-025-26387-1</w:t>
       </w:r>
     </w:p>
     <w:p>
@@ -761,14 +1113,7 @@
         <w:rPr>
           <w:bCs/>
         </w:rPr>
-        <w:t xml:space="preserve"> cohort study. </w:t>
-      </w:r>
-      <w:r>
-        <w:rPr>
-          <w:bCs/>
-        </w:rPr>
-        <w:lastRenderedPageBreak/>
-        <w:t>The European Journal of Health Economics. 2025;26(7):1209–1218. doi:10.1007/s10198-025-01768-5</w:t>
+        <w:t xml:space="preserve"> cohort study. The European Journal of Health Economics. 2025;26(7):1209–1218. doi:10.1007/s10198-025-01768-5</w:t>
       </w:r>
     </w:p>
     <w:p>
@@ -806,6 +1151,7 @@
         <w:rPr>
           <w:bCs/>
         </w:rPr>
+        <w:lastRenderedPageBreak/>
         <w:t xml:space="preserve">Zeng Z, Hu Y, Hou S, Yang R, Shi Z, Li X. Risk factors for complications after infantile enterostomy: Development of a clinical prediction model. Frontiers in Public Health. </w:t>
       </w:r>
       <w:proofErr w:type="gramStart"/>
@@ -835,11 +1181,47 @@
           <w:bCs/>
         </w:rPr>
       </w:pPr>
-      <w:r>
-        <w:rPr>
-          <w:bCs/>
-        </w:rPr>
-        <w:t>Zewude WC, Derese T, Suga Y, Teklewold B. Quality of life in patients living with stoma. Ethiopian Journal of Health Sciences. 2021;31(5):993–1000. doi:10.4314/</w:t>
+      <w:proofErr w:type="spellStart"/>
+      <w:r>
+        <w:rPr>
+          <w:bCs/>
+        </w:rPr>
+        <w:t>Zewude</w:t>
+      </w:r>
+      <w:proofErr w:type="spellEnd"/>
+      <w:r>
+        <w:rPr>
+          <w:bCs/>
+        </w:rPr>
+        <w:t xml:space="preserve"> WC, </w:t>
+      </w:r>
+      <w:proofErr w:type="spellStart"/>
+      <w:r>
+        <w:rPr>
+          <w:bCs/>
+        </w:rPr>
+        <w:t>Derese</w:t>
+      </w:r>
+      <w:proofErr w:type="spellEnd"/>
+      <w:r>
+        <w:rPr>
+          <w:bCs/>
+        </w:rPr>
+        <w:t xml:space="preserve"> T, Suga Y, </w:t>
+      </w:r>
+      <w:proofErr w:type="spellStart"/>
+      <w:r>
+        <w:rPr>
+          <w:bCs/>
+        </w:rPr>
+        <w:t>Teklewold</w:t>
+      </w:r>
+      <w:proofErr w:type="spellEnd"/>
+      <w:r>
+        <w:rPr>
+          <w:bCs/>
+        </w:rPr>
+        <w:t xml:space="preserve"> B. Quality of life in patients living with stoma. Ethiopian Journal of Health Sciences. 2021;31(5):993–1000. doi:10.4314/</w:t>
       </w:r>
       <w:proofErr w:type="gramStart"/>
       <w:r>
@@ -872,7 +1254,49 @@
         <w:rPr>
           <w:bCs/>
         </w:rPr>
-        <w:t>Leite Junior VdO, Vieira GG, Lima KS, Costa SM, Carvalho ARBd, Soeiro VMdS, et al. Quality of life and its determinants in older adults with intestinal stomas: A cross-sectional study. International Journal of Environmental Research and Public Health. 2025;22(3):375. doi:10.3390/ijerph22030375</w:t>
+        <w:t xml:space="preserve">Leite Junior </w:t>
+      </w:r>
+      <w:proofErr w:type="spellStart"/>
+      <w:r>
+        <w:rPr>
+          <w:bCs/>
+        </w:rPr>
+        <w:t>VdO</w:t>
+      </w:r>
+      <w:proofErr w:type="spellEnd"/>
+      <w:r>
+        <w:rPr>
+          <w:bCs/>
+        </w:rPr>
+        <w:t xml:space="preserve">, Vieira GG, Lima KS, Costa SM, Carvalho </w:t>
+      </w:r>
+      <w:proofErr w:type="spellStart"/>
+      <w:r>
+        <w:rPr>
+          <w:bCs/>
+        </w:rPr>
+        <w:t>ARBd</w:t>
+      </w:r>
+      <w:proofErr w:type="spellEnd"/>
+      <w:r>
+        <w:rPr>
+          <w:bCs/>
+        </w:rPr>
+        <w:t xml:space="preserve">, Soeiro </w:t>
+      </w:r>
+      <w:proofErr w:type="spellStart"/>
+      <w:r>
+        <w:rPr>
+          <w:bCs/>
+        </w:rPr>
+        <w:t>VMdS</w:t>
+      </w:r>
+      <w:proofErr w:type="spellEnd"/>
+      <w:r>
+        <w:rPr>
+          <w:bCs/>
+        </w:rPr>
+        <w:t>, et al. Quality of life and its determinants in older adults with intestinal stomas: A cross-sectional study. International Journal of Environmental Research and Public Health. 2025;22(3):375. doi:10.3390/ijerph22030375</w:t>
       </w:r>
     </w:p>
     <w:p>
@@ -891,7 +1315,63 @@
         <w:rPr>
           <w:bCs/>
         </w:rPr>
-        <w:t>Lupo R, Rubbi I, Barletta A, Mele C, Lezzi A, Botrugno I, Mottillo G, Manca D, Potì O, Triglia C, et al. Quality of life and psychophysical consequences in individuals with intestinal stoma: An observational study. International Journal of Environmental Research and Public Health. 2025;22(9):1327. doi:10.3390/ijerph22091327</w:t>
+        <w:t xml:space="preserve">Lupo R, </w:t>
+      </w:r>
+      <w:proofErr w:type="spellStart"/>
+      <w:r>
+        <w:rPr>
+          <w:bCs/>
+        </w:rPr>
+        <w:t>Rubbi</w:t>
+      </w:r>
+      <w:proofErr w:type="spellEnd"/>
+      <w:r>
+        <w:rPr>
+          <w:bCs/>
+        </w:rPr>
+        <w:t xml:space="preserve"> I, Barletta A, Mele C, </w:t>
+      </w:r>
+      <w:proofErr w:type="spellStart"/>
+      <w:r>
+        <w:rPr>
+          <w:bCs/>
+        </w:rPr>
+        <w:t>Lezzi</w:t>
+      </w:r>
+      <w:proofErr w:type="spellEnd"/>
+      <w:r>
+        <w:rPr>
+          <w:bCs/>
+        </w:rPr>
+        <w:t xml:space="preserve"> A, </w:t>
+      </w:r>
+      <w:proofErr w:type="spellStart"/>
+      <w:r>
+        <w:rPr>
+          <w:bCs/>
+        </w:rPr>
+        <w:t>Botrugno</w:t>
+      </w:r>
+      <w:proofErr w:type="spellEnd"/>
+      <w:r>
+        <w:rPr>
+          <w:bCs/>
+        </w:rPr>
+        <w:t xml:space="preserve"> I, Mottillo G, Manca D, </w:t>
+      </w:r>
+      <w:proofErr w:type="spellStart"/>
+      <w:r>
+        <w:rPr>
+          <w:bCs/>
+        </w:rPr>
+        <w:t>Potì</w:t>
+      </w:r>
+      <w:proofErr w:type="spellEnd"/>
+      <w:r>
+        <w:rPr>
+          <w:bCs/>
+        </w:rPr>
+        <w:t xml:space="preserve"> O, Triglia C, et al. Quality of life and psychophysical consequences in individuals with intestinal stoma: An observational study. International Journal of Environmental Research and Public Health. 2025;22(9):1327. doi:10.3390/ijerph22091327</w:t>
       </w:r>
     </w:p>
     <w:p>
@@ -906,11 +1386,33 @@
           <w:bCs/>
         </w:rPr>
       </w:pPr>
-      <w:r>
-        <w:rPr>
-          <w:bCs/>
-        </w:rPr>
-        <w:t xml:space="preserve">Açil HC, Yilmaz AÇ, Aygin D. The effect of recovery status and life conditions on the quality of life in colorectal cancer patients with stoma: A path analysis. Frontiers in Psychology. </w:t>
+      <w:proofErr w:type="spellStart"/>
+      <w:r>
+        <w:rPr>
+          <w:bCs/>
+        </w:rPr>
+        <w:t>Açil</w:t>
+      </w:r>
+      <w:proofErr w:type="spellEnd"/>
+      <w:r>
+        <w:rPr>
+          <w:bCs/>
+        </w:rPr>
+        <w:t xml:space="preserve"> HC, Yilmaz AÇ, </w:t>
+      </w:r>
+      <w:proofErr w:type="spellStart"/>
+      <w:r>
+        <w:rPr>
+          <w:bCs/>
+        </w:rPr>
+        <w:t>Aygin</w:t>
+      </w:r>
+      <w:proofErr w:type="spellEnd"/>
+      <w:r>
+        <w:rPr>
+          <w:bCs/>
+        </w:rPr>
+        <w:t xml:space="preserve"> D. The effect of recovery status and life conditions on the quality of life in colorectal cancer patients with stoma: A path analysis. Frontiers in Psychology. </w:t>
       </w:r>
       <w:proofErr w:type="gramStart"/>
       <w:r>
@@ -943,14 +1445,7 @@
         <w:rPr>
           <w:bCs/>
         </w:rPr>
-        <w:t xml:space="preserve">Díaz-Sánchez C, Rodríguez-Muñoz PM, Navarro-López V, Carmona-Torres JM, Sánchez-Gil A, Sánchez-González JL, et al. Impact of ostomy on quality of life in patients with </w:t>
-      </w:r>
-      <w:r>
-        <w:rPr>
-          <w:bCs/>
-        </w:rPr>
-        <w:lastRenderedPageBreak/>
-        <w:t>colorectal cancer: A systematic review and meta-analysis. Healthcare. 2026;14(4):444. doi:10.3390/healthcare14040444</w:t>
+        <w:t>Díaz-Sánchez C, Rodríguez-Muñoz PM, Navarro-López V, Carmona-Torres JM, Sánchez-Gil A, Sánchez-González JL, et al. Impact of ostomy on quality of life in patients with colorectal cancer: A systematic review and meta-analysis. Healthcare. 2026;14(4):444. doi:10.3390/healthcare14040444</w:t>
       </w:r>
     </w:p>
     <w:p>
@@ -1002,7 +1497,22 @@
         <w:rPr>
           <w:bCs/>
         </w:rPr>
-        <w:t>Page MJ, McKenzie JE, Bossuyt PM, Boutron I, Hoffmann TC, Mulrow CD, et al. The PRISMA 2020 statement: An updated guideline for reporting systematic reviews. BMJ. 2021;</w:t>
+        <w:lastRenderedPageBreak/>
+        <w:t xml:space="preserve">Page MJ, McKenzie JE, Bossuyt PM, </w:t>
+      </w:r>
+      <w:proofErr w:type="spellStart"/>
+      <w:r>
+        <w:rPr>
+          <w:bCs/>
+        </w:rPr>
+        <w:t>Boutron</w:t>
+      </w:r>
+      <w:proofErr w:type="spellEnd"/>
+      <w:r>
+        <w:rPr>
+          <w:bCs/>
+        </w:rPr>
+        <w:t xml:space="preserve"> I, Hoffmann TC, Mulrow CD, et al. The PRISMA 2020 statement: An updated guideline for reporting systematic reviews. BMJ. 2021;</w:t>
       </w:r>
       <w:proofErr w:type="gramStart"/>
       <w:r>
@@ -1097,7 +1607,21 @@
         <w:rPr>
           <w:bCs/>
         </w:rPr>
-        <w:t xml:space="preserve"> outcomes and identification of risk factors for complications after emergency intestinal stoma surgery: A multi-centre retrospective study. Colorectal Disease. 2024;26(5):994–1003. doi:10.1111/codi.16947</w:t>
+        <w:t xml:space="preserve"> outcomes and identification of risk factors for complications after emergency intestinal stoma surgery: A multi-</w:t>
+      </w:r>
+      <w:proofErr w:type="spellStart"/>
+      <w:r>
+        <w:rPr>
+          <w:bCs/>
+        </w:rPr>
+        <w:t>centre</w:t>
+      </w:r>
+      <w:proofErr w:type="spellEnd"/>
+      <w:r>
+        <w:rPr>
+          <w:bCs/>
+        </w:rPr>
+        <w:t xml:space="preserve"> retrospective study. Colorectal Disease. 2024;26(5):994–1003. doi:10.1111/codi.16947</w:t>
       </w:r>
     </w:p>
     <w:p>
@@ -1112,11 +1636,61 @@
           <w:bCs/>
         </w:rPr>
       </w:pPr>
-      <w:r>
-        <w:rPr>
-          <w:bCs/>
-        </w:rPr>
-        <w:t>Ayik C, Bişgin T, Cenan D, Manoğlu B, Özden D, Sökmen S. Risk factors for early ostomy complications in emergency and elective colorectal surgery: A single-center retrospective cohort study. Scandinavian Journal of Surgery. 2024;113(1):50–59. doi:10.1177/14574969231190291</w:t>
+      <w:proofErr w:type="spellStart"/>
+      <w:r>
+        <w:rPr>
+          <w:bCs/>
+        </w:rPr>
+        <w:t>Ayik</w:t>
+      </w:r>
+      <w:proofErr w:type="spellEnd"/>
+      <w:r>
+        <w:rPr>
+          <w:bCs/>
+        </w:rPr>
+        <w:t xml:space="preserve"> C, </w:t>
+      </w:r>
+      <w:proofErr w:type="spellStart"/>
+      <w:r>
+        <w:rPr>
+          <w:bCs/>
+        </w:rPr>
+        <w:t>Bişgin</w:t>
+      </w:r>
+      <w:proofErr w:type="spellEnd"/>
+      <w:r>
+        <w:rPr>
+          <w:bCs/>
+        </w:rPr>
+        <w:t xml:space="preserve"> T, Cenan D, </w:t>
+      </w:r>
+      <w:proofErr w:type="spellStart"/>
+      <w:r>
+        <w:rPr>
+          <w:bCs/>
+        </w:rPr>
+        <w:t>Manoğlu</w:t>
+      </w:r>
+      <w:proofErr w:type="spellEnd"/>
+      <w:r>
+        <w:rPr>
+          <w:bCs/>
+        </w:rPr>
+        <w:t xml:space="preserve"> B, Özden D, </w:t>
+      </w:r>
+      <w:proofErr w:type="spellStart"/>
+      <w:r>
+        <w:rPr>
+          <w:bCs/>
+        </w:rPr>
+        <w:t>Sökmen</w:t>
+      </w:r>
+      <w:proofErr w:type="spellEnd"/>
+      <w:r>
+        <w:rPr>
+          <w:bCs/>
+        </w:rPr>
+        <w:t xml:space="preserve"> S. Risk factors for early ostomy complications in emergency and elective colorectal surgery: A single-center retrospective cohort study. Scandinavian Journal of Surgery. 2024;113(1):50–59. doi:10.1177/14574969231190291</w:t>
       </w:r>
     </w:p>
     <w:p>
@@ -1131,11 +1705,19 @@
           <w:bCs/>
         </w:rPr>
       </w:pPr>
-      <w:r>
-        <w:rPr>
-          <w:bCs/>
-        </w:rPr>
-        <w:t>Ayik C, Özden D, Cenan D. Ostomy complications, risk factors, and applied nursing care: A retrospective, descriptive study. Wound Management &amp; Prevention. 2020;66(9):20–30. doi:10.25270/wmp.2020.9.2030</w:t>
+      <w:proofErr w:type="spellStart"/>
+      <w:r>
+        <w:rPr>
+          <w:bCs/>
+        </w:rPr>
+        <w:t>Ayik</w:t>
+      </w:r>
+      <w:proofErr w:type="spellEnd"/>
+      <w:r>
+        <w:rPr>
+          <w:bCs/>
+        </w:rPr>
+        <w:t xml:space="preserve"> C, Özden D, Cenan D. Ostomy complications, risk factors, and applied nursing care: A retrospective, descriptive study. Wound Management &amp; Prevention. 2020;66(9):20–30. doi:10.25270/wmp.2020.9.2030</w:t>
       </w:r>
     </w:p>
     <w:p>
@@ -1154,7 +1736,6 @@
         <w:rPr>
           <w:bCs/>
         </w:rPr>
-        <w:lastRenderedPageBreak/>
         <w:t>Yang Y-W, Huang S-C, Cheng H-H, Chang S-C, Jiang J-K, Wang H-S, et al. Protective loop ileostomy or colostomy? A risk evaluation of all common complications. Annals of Coloproctology. 2024;40(6):580–587. doi:10.3393/ac.2022.00710.0101</w:t>
       </w:r>
     </w:p>
@@ -1193,6 +1774,7 @@
         <w:rPr>
           <w:bCs/>
         </w:rPr>
+        <w:lastRenderedPageBreak/>
         <w:t>Takeda M, Takahashi H, Haraguchi N, Miyoshi N, Hata T, Yamamoto H, et al. Factors predictive of high-output ileostomy: A retrospective single-center comparative study. Surgery Today. 2019;49(6):482–487. doi:10.1007/s00595-018-1756-2</w:t>
       </w:r>
     </w:p>
@@ -1208,11 +1790,75 @@
           <w:bCs/>
         </w:rPr>
       </w:pPr>
-      <w:r>
-        <w:rPr>
-          <w:bCs/>
-        </w:rPr>
-        <w:t xml:space="preserve">Maemoto R, Tsujinaka S, Miyakura Y, Fukuda R, Kakizawa N, Takenami T, et al. Risk factors and management of stoma-related obstruction after laparoscopic colorectal surgery with diverting ileostomy. Asian Journal of Surgery. 2021;44(8):1037–1042. </w:t>
+      <w:proofErr w:type="spellStart"/>
+      <w:r>
+        <w:rPr>
+          <w:bCs/>
+        </w:rPr>
+        <w:t>Maemoto</w:t>
+      </w:r>
+      <w:proofErr w:type="spellEnd"/>
+      <w:r>
+        <w:rPr>
+          <w:bCs/>
+        </w:rPr>
+        <w:t xml:space="preserve"> R, </w:t>
+      </w:r>
+      <w:proofErr w:type="spellStart"/>
+      <w:r>
+        <w:rPr>
+          <w:bCs/>
+        </w:rPr>
+        <w:t>Tsujinaka</w:t>
+      </w:r>
+      <w:proofErr w:type="spellEnd"/>
+      <w:r>
+        <w:rPr>
+          <w:bCs/>
+        </w:rPr>
+        <w:t xml:space="preserve"> S, </w:t>
+      </w:r>
+      <w:proofErr w:type="spellStart"/>
+      <w:r>
+        <w:rPr>
+          <w:bCs/>
+        </w:rPr>
+        <w:t>Miyakura</w:t>
+      </w:r>
+      <w:proofErr w:type="spellEnd"/>
+      <w:r>
+        <w:rPr>
+          <w:bCs/>
+        </w:rPr>
+        <w:t xml:space="preserve"> Y, Fukuda R, </w:t>
+      </w:r>
+      <w:proofErr w:type="spellStart"/>
+      <w:r>
+        <w:rPr>
+          <w:bCs/>
+        </w:rPr>
+        <w:t>Kakizawa</w:t>
+      </w:r>
+      <w:proofErr w:type="spellEnd"/>
+      <w:r>
+        <w:rPr>
+          <w:bCs/>
+        </w:rPr>
+        <w:t xml:space="preserve"> N, </w:t>
+      </w:r>
+      <w:proofErr w:type="spellStart"/>
+      <w:r>
+        <w:rPr>
+          <w:bCs/>
+        </w:rPr>
+        <w:t>Takenami</w:t>
+      </w:r>
+      <w:proofErr w:type="spellEnd"/>
+      <w:r>
+        <w:rPr>
+          <w:bCs/>
+        </w:rPr>
+        <w:t xml:space="preserve"> T, et al. Risk factors and management of stoma-related obstruction after laparoscopic colorectal surgery with diverting ileostomy. Asian Journal of Surgery. 2021;44(8):1037–1042. </w:t>
       </w:r>
       <w:proofErr w:type="gramStart"/>
       <w:r>
@@ -1245,7 +1891,35 @@
         <w:rPr>
           <w:bCs/>
         </w:rPr>
-        <w:t>Kilinc G, Ustun M, Tuncer K, Sert I. Risk factors for the morbidity and mortality of stoma closure. Journal of the College of Physicians and Surgeons Pakistan. 2021;31(9):1085–1088. doi:10.29271/jcpsp.2021.09.1085</w:t>
+        <w:t xml:space="preserve">Kilinc G, </w:t>
+      </w:r>
+      <w:proofErr w:type="spellStart"/>
+      <w:r>
+        <w:rPr>
+          <w:bCs/>
+        </w:rPr>
+        <w:t>Ustun</w:t>
+      </w:r>
+      <w:proofErr w:type="spellEnd"/>
+      <w:r>
+        <w:rPr>
+          <w:bCs/>
+        </w:rPr>
+        <w:t xml:space="preserve"> M, Tuncer K, </w:t>
+      </w:r>
+      <w:proofErr w:type="spellStart"/>
+      <w:r>
+        <w:rPr>
+          <w:bCs/>
+        </w:rPr>
+        <w:t>Sert</w:t>
+      </w:r>
+      <w:proofErr w:type="spellEnd"/>
+      <w:r>
+        <w:rPr>
+          <w:bCs/>
+        </w:rPr>
+        <w:t xml:space="preserve"> I. Risk factors for the morbidity and mortality of stoma closure. Journal of the College of Physicians and Surgeons Pakistan. 2021;31(9):1085–1088. doi:10.29271/jcpsp.2021.09.1085</w:t>
       </w:r>
     </w:p>
     <w:p>
@@ -1264,7 +1938,49 @@
         <w:rPr>
           <w:bCs/>
         </w:rPr>
-        <w:t>Vergara-Fernández O, Trejo-Avila M, Salgado-Nesme N. Multivariate analysis of risk factors for complications after loop ileostomy closure. Cirugía y Cirujanos. 2019;87(3):337–346. doi:10.24875/CIRU.18000611</w:t>
+        <w:t>Vergara-Fernández O, Trejo-Avila M, Salgado-</w:t>
+      </w:r>
+      <w:proofErr w:type="spellStart"/>
+      <w:r>
+        <w:rPr>
+          <w:bCs/>
+        </w:rPr>
+        <w:t>Nesme</w:t>
+      </w:r>
+      <w:proofErr w:type="spellEnd"/>
+      <w:r>
+        <w:rPr>
+          <w:bCs/>
+        </w:rPr>
+        <w:t xml:space="preserve"> N. Multivariate analysis of risk factors for complications after loop ileostomy closure. </w:t>
+      </w:r>
+      <w:proofErr w:type="spellStart"/>
+      <w:r>
+        <w:rPr>
+          <w:bCs/>
+        </w:rPr>
+        <w:t>Cirugía</w:t>
+      </w:r>
+      <w:proofErr w:type="spellEnd"/>
+      <w:r>
+        <w:rPr>
+          <w:bCs/>
+        </w:rPr>
+        <w:t xml:space="preserve"> y </w:t>
+      </w:r>
+      <w:proofErr w:type="spellStart"/>
+      <w:r>
+        <w:rPr>
+          <w:bCs/>
+        </w:rPr>
+        <w:t>Cirujanos</w:t>
+      </w:r>
+      <w:proofErr w:type="spellEnd"/>
+      <w:r>
+        <w:rPr>
+          <w:bCs/>
+        </w:rPr>
+        <w:t>. 2019;87(3):337–346. doi:10.24875/CIRU.18000611</w:t>
       </w:r>
     </w:p>
     <w:p>
@@ -1279,11 +1995,19 @@
           <w:bCs/>
         </w:rPr>
       </w:pPr>
-      <w:r>
-        <w:rPr>
-          <w:bCs/>
-        </w:rPr>
-        <w:t>Lv Q, Yuan Y, Xiang Z. Analysis of risk factors for the sigmoid stoma complications in patients after abdominoperineal resection surgery: An observational study. Medicine. 2024;103(26</w:t>
+      <w:proofErr w:type="spellStart"/>
+      <w:r>
+        <w:rPr>
+          <w:bCs/>
+        </w:rPr>
+        <w:t>Lv</w:t>
+      </w:r>
+      <w:proofErr w:type="spellEnd"/>
+      <w:r>
+        <w:rPr>
+          <w:bCs/>
+        </w:rPr>
+        <w:t xml:space="preserve"> Q, Yuan Y, Xiang Z. Analysis of risk factors for the sigmoid stoma complications in patients after abdominoperineal resection surgery: An observational study. Medicine. 2024;103(26</w:t>
       </w:r>
       <w:proofErr w:type="gramStart"/>
       <w:r>
@@ -1316,7 +2040,6 @@
         <w:rPr>
           <w:bCs/>
         </w:rPr>
-        <w:lastRenderedPageBreak/>
         <w:t>Ba M-Q, Zheng W-L, Zhang Y-L, Zhang L-L, Chen J-J, Ma J, et al. Construction of a nomogram prediction model for early postoperative stoma complications of colorectal cancer. World Journal of Gastrointestinal Surgery. 2025;17(1):100547. doi:10.4240/</w:t>
       </w:r>
       <w:proofErr w:type="gramStart"/>
@@ -1397,6 +2120,7 @@
         <w:rPr>
           <w:bCs/>
         </w:rPr>
+        <w:lastRenderedPageBreak/>
         <w:t>Steinhagen E, Colwell J, Cannon LM. Intestinal stomas—Postoperative stoma care and peristomal skin complications. Clinics in Colon and Rectal Surgery. 2017;30(3):184–192. doi:10.1055/s-0037-1598159</w:t>
       </w:r>
     </w:p>
@@ -1416,7 +2140,21 @@
         <w:rPr>
           <w:bCs/>
         </w:rPr>
-        <w:t xml:space="preserve">Chan MS, Moore Z, Patton D, McNamara D, O’Connor T, Avsar P. A systematic review of patient risk factors for complications following stoma formation among adults undergoing colorectal surgery. International Journal of Colorectal Disease. </w:t>
+        <w:t xml:space="preserve">Chan MS, Moore Z, Patton D, McNamara D, O’Connor T, </w:t>
+      </w:r>
+      <w:proofErr w:type="spellStart"/>
+      <w:r>
+        <w:rPr>
+          <w:bCs/>
+        </w:rPr>
+        <w:t>Avsar</w:t>
+      </w:r>
+      <w:proofErr w:type="spellEnd"/>
+      <w:r>
+        <w:rPr>
+          <w:bCs/>
+        </w:rPr>
+        <w:t xml:space="preserve"> P. A systematic review of patient risk factors for complications following stoma formation among adults undergoing colorectal surgery. International Journal of Colorectal Disease. </w:t>
       </w:r>
       <w:proofErr w:type="gramStart"/>
       <w:r>
@@ -1482,7 +2220,21 @@
         <w:rPr>
           <w:bCs/>
         </w:rPr>
-        <w:t>D’Ambrosio F, Pappalardo C, Scardigno A, Maida A, Ricciardi R, Calabrò GE. Peristomal skin complications in ileostomy and colostomy patients: What we need to know from a public health perspective. International Journal of Environmental Research and Public Health. 2022;20(1):79. doi:10.3390/ijerph20010079</w:t>
+        <w:t xml:space="preserve">D’Ambrosio F, Pappalardo C, Scardigno A, Maida A, Ricciardi R, </w:t>
+      </w:r>
+      <w:proofErr w:type="spellStart"/>
+      <w:r>
+        <w:rPr>
+          <w:bCs/>
+        </w:rPr>
+        <w:t>Calabrò</w:t>
+      </w:r>
+      <w:proofErr w:type="spellEnd"/>
+      <w:r>
+        <w:rPr>
+          <w:bCs/>
+        </w:rPr>
+        <w:t xml:space="preserve"> GE. Peristomal skin complications in ileostomy and colostomy patients: What we need to know from a public health perspective. International Journal of Environmental Research and Public Health. 2022;20(1):79. doi:10.3390/ijerph20010079</w:t>
       </w:r>
     </w:p>
     <w:p>
@@ -1501,8 +2253,21 @@
         <w:rPr>
           <w:bCs/>
         </w:rPr>
-        <w:lastRenderedPageBreak/>
-        <w:t>Guerra E, Denti FC, Di Pasquale C, Caroppo F, Angileri L, Cioni M, et al. Peristomal skin complications: Detailed analysis of a web-based survey and predictive risk factors. Healthcare. 2023;11(13):1823. doi:10.3390/healthcare11131823</w:t>
+        <w:t xml:space="preserve">Guerra E, Denti FC, Di Pasquale C, </w:t>
+      </w:r>
+      <w:proofErr w:type="spellStart"/>
+      <w:r>
+        <w:rPr>
+          <w:bCs/>
+        </w:rPr>
+        <w:t>Caroppo</w:t>
+      </w:r>
+      <w:proofErr w:type="spellEnd"/>
+      <w:r>
+        <w:rPr>
+          <w:bCs/>
+        </w:rPr>
+        <w:t xml:space="preserve"> F, Angileri L, Cioni M, et al. Peristomal skin complications: Detailed analysis of a web-based survey and predictive risk factors. Healthcare. 2023;11(13):1823. doi:10.3390/healthcare11131823</w:t>
       </w:r>
     </w:p>
     <w:p>
@@ -1551,7 +2316,7 @@
 </file>
 
 <file path=word/numbering.xml><?xml version="1.0" encoding="utf-8"?>
-<w:numbering xmlns:wpc="http://schemas.microsoft.com/office/word/2010/wordprocessingCanvas" xmlns:cx="http://schemas.microsoft.com/office/drawing/2014/chartex" xmlns:cx1="http://schemas.microsoft.com/office/drawing/2015/9/8/chartex" xmlns:cx2="http://schemas.microsoft.com/office/drawing/2015/10/21/chartex" xmlns:cx3="http://schemas.microsoft.com/office/drawing/2016/5/9/chartex" xmlns:cx4="http://schemas.microsoft.com/office/drawing/2016/5/10/chartex" xmlns:cx5="http://schemas.microsoft.com/office/drawing/2016/5/11/chartex" xmlns:cx6="http://schemas.microsoft.com/office/drawing/2016/5/12/chartex" xmlns:cx7="http://schemas.microsoft.com/office/drawing/2016/5/13/chartex" xmlns:cx8="http://schemas.microsoft.com/office/drawing/2016/5/14/chartex" xmlns:mc="http://schemas.openxmlformats.org/markup-compatibility/2006" xmlns:aink="http://schemas.microsoft.com/office/drawing/2016/ink" xmlns:am3d="http://schemas.microsoft.com/office/drawing/2017/model3d" xmlns:o="urn:schemas-microsoft-com:office:office" xmlns:oel="http://schemas.microsoft.com/office/2019/extlst" xmlns:r="http://schemas.openxmlformats.org/officeDocument/2006/relationships" xmlns:m="http://schemas.openxmlformats.org/officeDocument/2006/math" xmlns:v="urn:schemas-microsoft-com:vml" xmlns:wp14="http://schemas.microsoft.com/office/word/2010/wordprocessingDrawing" xmlns:wp="http://schemas.openxmlformats.org/drawingml/2006/wordprocessingDrawing" xmlns:w10="urn:schemas-microsoft-com:office:word" xmlns:w="http://schemas.openxmlformats.org/wordprocessingml/2006/main" xmlns:w14="http://schemas.microsoft.com/office/word/2010/wordml" xmlns:w15="http://schemas.microsoft.com/office/word/2012/wordml" xmlns:w16cex="http://schemas.microsoft.com/office/word/2018/wordml/cex" xmlns:w16cid="http://schemas.microsoft.com/office/word/2016/wordml/cid" xmlns:w16="http://schemas.microsoft.com/office/word/2018/wordml" xmlns:w16du="http://schemas.microsoft.com/office/word/2023/wordml/word16du" xmlns:w16sdtdh="http://schemas.microsoft.com/office/word/2020/wordml/sdtdatahash" xmlns:w16sdtfl="http://schemas.microsoft.com/office/word/2024/wordml/sdtformatlock" xmlns:w16se="http://schemas.microsoft.com/office/word/2015/wordml/symex" xmlns:wpg="http://schemas.microsoft.com/office/word/2010/wordprocessingGroup" xmlns:wpi="http://schemas.microsoft.com/office/word/2010/wordprocessingInk" xmlns:wne="http://schemas.microsoft.com/office/word/2006/wordml" xmlns:wps="http://schemas.microsoft.com/office/word/2010/wordprocessingShape" mc:Ignorable="w14 w15 w16se w16cid w16 w16cex w16sdtdh w16sdtfl w16du wp14">
+<w:numbering xmlns:wpc="http://schemas.microsoft.com/office/word/2010/wordprocessingCanvas" xmlns:cx="http://schemas.microsoft.com/office/drawing/2014/chartex" xmlns:cx1="http://schemas.microsoft.com/office/drawing/2015/9/8/chartex" xmlns:cx2="http://schemas.microsoft.com/office/drawing/2015/10/21/chartex" xmlns:cx3="http://schemas.microsoft.com/office/drawing/2016/5/9/chartex" xmlns:cx4="http://schemas.microsoft.com/office/drawing/2016/5/10/chartex" xmlns:cx5="http://schemas.microsoft.com/office/drawing/2016/5/11/chartex" xmlns:cx6="http://schemas.microsoft.com/office/drawing/2016/5/12/chartex" xmlns:cx7="http://schemas.microsoft.com/office/drawing/2016/5/13/chartex" xmlns:cx8="http://schemas.microsoft.com/office/drawing/2016/5/14/chartex" xmlns:mc="http://schemas.openxmlformats.org/markup-compatibility/2006" xmlns:aink="http://schemas.microsoft.com/office/drawing/2016/ink" xmlns:am3d="http://schemas.microsoft.com/office/drawing/2017/model3d" xmlns:o="urn:schemas-microsoft-com:office:office" xmlns:oel="http://schemas.microsoft.com/office/2019/extlst" xmlns:r="http://schemas.openxmlformats.org/officeDocument/2006/relationships" xmlns:m="http://schemas.openxmlformats.org/officeDocument/2006/math" xmlns:v="urn:schemas-microsoft-com:vml" xmlns:wp14="http://schemas.microsoft.com/office/word/2010/wordprocessingDrawing" xmlns:wp="http://schemas.openxmlformats.org/drawingml/2006/wordprocessingDrawing" xmlns:w10="urn:schemas-microsoft-com:office:word" xmlns:w="http://schemas.openxmlformats.org/wordprocessingml/2006/main" xmlns:w14="http://schemas.microsoft.com/office/word/2010/wordml" xmlns:w15="http://schemas.microsoft.com/office/word/2012/wordml" xmlns:w16cei="http://schemas.microsoft.com/office/word/2026/wordml/cei" xmlns:w16cex="http://schemas.microsoft.com/office/word/2018/wordml/cex" xmlns:w16cid="http://schemas.microsoft.com/office/word/2016/wordml/cid" xmlns:w16="http://schemas.microsoft.com/office/word/2018/wordml" xmlns:w16du="http://schemas.microsoft.com/office/word/2023/wordml/word16du" xmlns:w16sdtdh="http://schemas.microsoft.com/office/word/2020/wordml/sdtdatahash" xmlns:w16sdtfl="http://schemas.microsoft.com/office/word/2024/wordml/sdtformatlock" xmlns:w16se="http://schemas.microsoft.com/office/word/2015/wordml/symex" xmlns:wpg="http://schemas.microsoft.com/office/word/2010/wordprocessingGroup" xmlns:wpi="http://schemas.microsoft.com/office/word/2010/wordprocessingInk" xmlns:wne="http://schemas.microsoft.com/office/word/2006/wordml" xmlns:wps="http://schemas.microsoft.com/office/word/2010/wordprocessingShape" mc:Ignorable="w14 w15 w16se w16cid w16 w16cex w16sdtdh w16sdtfl w16du wp14">
   <w:abstractNum w:abstractNumId="0" w15:restartNumberingAfterBreak="0">
     <w:nsid w:val="FFFFFF7C"/>
     <w:multiLevelType w:val="singleLevel"/>
